--- a/docs/hyperv/architecture/docx/ARCHITECTURE_DESIGN_DOCUMENT-v2.docx
+++ b/docs/hyperv/architecture/docx/ARCHITECTURE_DESIGN_DOCUMENT-v2.docx
@@ -125,6 +125,28 @@
     </w:p>
     <w:p>
       <w:pPr>
+        <w:spacing w:before="0" w:after="120" w:line="276" w:lineRule="auto"/>
+      </w:pPr>
+      <w:r>
+        <w:rPr>
+          <w:rFonts w:ascii="Calibri" w:hAnsi="Calibri"/>
+          <w:b/>
+          <w:color w:val="282828"/>
+          <w:sz w:val="21"/>
+        </w:rPr>
+        <w:t xml:space="preserve">• Elastic Ready-State Autoscaling: </w:t>
+      </w:r>
+      <w:r>
+        <w:rPr>
+          <w:rFonts w:ascii="Calibri" w:hAnsi="Calibri"/>
+          <w:color w:val="333333"/>
+          <w:sz w:val="21"/>
+        </w:rPr>
+        <w:t>As soon as requirements, concurrency velocity, or schedules signal increased demand, the warm pool manager automatically replenishes and expands the ready-state paused buffer (Kmin -&gt; Kmax) so concurrent requests never experience cold boots or queuing delays.</w:t>
+      </w:r>
+    </w:p>
+    <w:p>
+      <w:pPr>
         <w:keepNext/>
         <w:spacing w:before="320" w:after="120"/>
       </w:pPr>
@@ -157,7 +179,7 @@
           <w:color w:val="333333"/>
           <w:sz w:val="21"/>
         </w:rPr>
-        <w:t>Business context, ROI drivers, cost metrics, high-level requirements matrix (REQ-BDR-01 to 04), and zero-trust security requirements.</w:t>
+        <w:t>Business context, ROI drivers, cost metrics, high-level requirements matrix (REQ-BDR-01 to 05), and zero-trust security requirements.</w:t>
       </w:r>
     </w:p>
     <w:p>
@@ -179,7 +201,7 @@
           <w:color w:val="333333"/>
           <w:sz w:val="21"/>
         </w:rPr>
-        <w:t>Formal decision records (ADR-001 through ADR-005) justifying Hyper-V Type-1 virtualization, JIT wake-on-request proxies, separate production images, paused RAM standby states, and transient differencing disk rollback.</w:t>
+        <w:t>Formal decision records (ADR-001 through ADR-006) justifying Hyper-V Type-1 virtualization, JIT wake-on-request proxies, separate production images, paused RAM standby states, differencing disk rollback, and dynamic watermark pool autoscaling.</w:t>
       </w:r>
     </w:p>
     <w:p>
@@ -201,7 +223,7 @@
           <w:color w:val="333333"/>
           <w:sz w:val="21"/>
         </w:rPr>
-        <w:t>Component breakdown, JSON proxy route configuration, lifecycle state machines, wake-on-request sequence flows, and automated reaping protocols.</w:t>
+        <w:t>Component breakdown, JSON proxy route configuration, elastic watermark pool replenishment algorithm, lifecycle state machines, wake-on-request sequence flows, and automated reaping protocols.</w:t>
       </w:r>
     </w:p>
     <w:p>
@@ -223,7 +245,7 @@
           <w:color w:val="333333"/>
           <w:sz w:val="21"/>
         </w:rPr>
-        <w:t>BDD/Gherkin user stories and testable acceptance criteria across End Users (US-01), SecOps (US-02), DevOps/SRE (US-03), and CI/CD Release Engineers (US-04).</w:t>
+        <w:t>BDD/Gherkin user stories and testable acceptance criteria across End Users (US-01), SecOps (US-02), DevOps/SRE (US-03), CI/CD Release Engineers (US-04), and Capacity SREs (US-05).</w:t>
       </w:r>
     </w:p>
     <w:p>

--- a/docs/hyperv/architecture/docx/ARCHITECTURE_DESIGN_DOCUMENT-v2.docx
+++ b/docs/hyperv/architecture/docx/ARCHITECTURE_DESIGN_DOCUMENT-v2.docx
@@ -76,7 +76,7 @@
           <w:color w:val="333333"/>
           <w:sz w:val="21"/>
         </w:rPr>
-        <w:t>When no client requests are active, production VMs remain suspended in RAM (Paused), consuming 0.0% CPU cycles and releasing paged memory via Hyper-V Dynamic Memory.</w:t>
+        <w:t>When no client requests are active, production VMs remain suspended in RAM (Paused), consuming 0.0% CPU cycles with a lean, pre-trimmed static working set (~1.0–1.2 GB).</w:t>
       </w:r>
     </w:p>
     <w:p>
@@ -98,7 +98,7 @@
           <w:color w:val="333333"/>
           <w:sz w:val="21"/>
         </w:rPr>
-        <w:t>An intelligent Ingress Gateway buffers incoming client HTTP requests, triggers hardware unpause via the MXC control plane in &lt;300ms, verifies socket readiness, and proxies the payload with zero perceptible cold-start delay (&lt;600ms Time to First Byte).</w:t>
+        <w:t>An intelligent Ingress Gateway buffers incoming client HTTP requests, triggers hardware unpause via the MXC control plane in &lt;300ms, verifies socket readiness, and proxies the payload with zero perceptible cold-start delay (350ms – 650ms nominal, &lt;= 800ms SLA Time to First Byte).</w:t>
       </w:r>
     </w:p>
     <w:p>
@@ -358,7 +358,7 @@
               <w:br/>
               <w:t xml:space="preserve">    BufferQueue -- "Forward HTTP" --&gt; Switch --&gt; ActiveVM</w:t>
               <w:br/>
-              <w:t xml:space="preserve">    Reaper -- "Inactivity timeout" --&gt; PoolManager -- "Discard .avhdx &amp; Restore" --&gt; ActiveVM</w:t>
+              <w:t xml:space="preserve">    Reaper -- "Inactivity timeout" --&gt; PoolManager -- "Discard .avhdx &amp; Restore" --&gt; StandbyVM</w:t>
             </w:r>
           </w:p>
         </w:tc>
